--- a/examples/tutorial/doc/04-first-anomaly-detector.docx
+++ b/examples/tutorial/doc/04-first-anomaly-detector.docx
@@ -117,15 +117,90 @@
       </w:r>
     </w:p>
     <w:bookmarkEnd w:id="22"/>
-    <w:bookmarkStart w:id="29" w:name="walkthrough"/>
+    <w:bookmarkStart w:id="23" w:name="how-to-read-this-walkthrough"/>
     <w:p>
       <w:pPr>
         <w:pStyle w:val="Heading2"/>
       </w:pPr>
       <w:r>
+        <w:t xml:space="preserve">How to read this walkthrough</w:t>
+      </w:r>
+    </w:p>
+    <w:p>
+      <w:pPr>
+        <w:pStyle w:val="FirstParagraph"/>
+      </w:pPr>
+      <w:r>
+        <w:t xml:space="preserve">The code blocks below follow the same learning rhythm used throughout the collection: prepare the environment, choose the dataset, configure the method, run the analysis, and then inspect the result. Readers who are still learning time-series mining can use that order to understand not only</w:t>
+      </w:r>
+      <w:r>
+        <w:t xml:space="preserve"> </w:t>
+      </w:r>
+      <w:r>
+        <w:rPr>
+          <w:i/>
+          <w:iCs/>
+        </w:rPr>
+        <w:t xml:space="preserve">what</w:t>
+      </w:r>
+      <w:r>
+        <w:t xml:space="preserve"> </w:t>
+      </w:r>
+      <w:r>
+        <w:t xml:space="preserve">each command does, but also</w:t>
+      </w:r>
+      <w:r>
+        <w:t xml:space="preserve"> </w:t>
+      </w:r>
+      <w:r>
+        <w:rPr>
+          <w:i/>
+          <w:iCs/>
+        </w:rPr>
+        <w:t xml:space="preserve">why</w:t>
+      </w:r>
+      <w:r>
+        <w:t xml:space="preserve"> </w:t>
+      </w:r>
+      <w:r>
+        <w:t xml:space="preserve">it appears at that stage of the workflow.</w:t>
+      </w:r>
+    </w:p>
+    <w:p>
+      <w:pPr>
+        <w:pStyle w:val="BodyText"/>
+      </w:pPr>
+      <w:r>
+        <w:t xml:space="preserve">As you go through the notebook, read the inline comments inside each chunk as the operational explanation and use the surrounding prose as the conceptual guide.</w:t>
+      </w:r>
+    </w:p>
+    <w:bookmarkEnd w:id="23"/>
+    <w:bookmarkStart w:id="35" w:name="walkthrough"/>
+    <w:p>
+      <w:pPr>
+        <w:pStyle w:val="Heading2"/>
+      </w:pPr>
+      <w:r>
         <w:t xml:space="preserve">Walkthrough</w:t>
       </w:r>
     </w:p>
+    <w:bookmarkStart w:id="24" w:name="prepare-the-example"/>
+    <w:p>
+      <w:pPr>
+        <w:pStyle w:val="Heading3"/>
+      </w:pPr>
+      <w:r>
+        <w:t xml:space="preserve">Prepare the Example</w:t>
+      </w:r>
+    </w:p>
+    <w:p>
+      <w:pPr>
+        <w:pStyle w:val="FirstParagraph"/>
+      </w:pPr>
+      <w:r>
+        <w:t xml:space="preserve">We begin by organizing the environment, loading the packages, and selecting the dataset used in the notebook. This part is intentionally more direct: the goal is to make the starting point explicit before the method-specific reasoning begins.</w:t>
+      </w:r>
+    </w:p>
     <w:p>
       <w:pPr>
         <w:pStyle w:val="SourceCode"/>
@@ -156,6 +231,24 @@
           <w:rStyle w:val="NormalTok"/>
         </w:rPr>
         <w:t xml:space="preserve">(harbinger)</w:t>
+      </w:r>
+    </w:p>
+    <w:bookmarkEnd w:id="24"/>
+    <w:bookmarkStart w:id="28" w:name="interpret-the-result-visually"/>
+    <w:p>
+      <w:pPr>
+        <w:pStyle w:val="Heading3"/>
+      </w:pPr>
+      <w:r>
+        <w:t xml:space="preserve">Interpret the Result Visually</w:t>
+      </w:r>
+    </w:p>
+    <w:p>
+      <w:pPr>
+        <w:pStyle w:val="FirstParagraph"/>
+      </w:pPr>
+      <w:r>
+        <w:t xml:space="preserve">The final plots are not just illustrations. They help the reader connect the method’s internal output with the original series, making it easier to see why a point, range, motif, or symbolic pattern was emphasized and whether that emphasis is coherent with the stated objective of the example.</w:t>
       </w:r>
     </w:p>
     <w:p>
@@ -280,18 +373,18 @@
           <wp:inline>
             <wp:extent cx="4620126" cy="3696101"/>
             <wp:effectExtent b="0" l="0" r="0" t="0"/>
-            <wp:docPr descr="" title="" id="24" name="Picture"/>
+            <wp:docPr descr="" title="" id="26" name="Picture"/>
             <a:graphic>
               <a:graphicData uri="http://schemas.openxmlformats.org/drawingml/2006/picture">
                 <pic:pic>
                   <pic:nvPicPr>
-                    <pic:cNvPr descr="/home/gpca/harbinger/examples/tutorial/doc/04-first-anomaly-detector_files/figure-docx/unnamed-chunk-2-1.png" id="25" name="Picture"/>
+                    <pic:cNvPr descr="/home/gpca/harbinger/examples/tutorial/doc/04-first-anomaly-detector_files/figure-docx/unnamed-chunk-2-1.png" id="27" name="Picture"/>
                     <pic:cNvPicPr>
                       <a:picLocks noChangeArrowheads="1" noChangeAspect="1"/>
                     </pic:cNvPicPr>
                   </pic:nvPicPr>
                   <pic:blipFill>
-                    <a:blip r:embed="rId23"/>
+                    <a:blip r:embed="rId25"/>
                     <a:stretch>
                       <a:fillRect/>
                     </a:stretch>
@@ -318,6 +411,24 @@
         </w:drawing>
       </w:r>
     </w:p>
+    <w:bookmarkEnd w:id="28"/>
+    <w:bookmarkStart w:id="29" w:name="run-the-core-analysis"/>
+    <w:p>
+      <w:pPr>
+        <w:pStyle w:val="Heading3"/>
+      </w:pPr>
+      <w:r>
+        <w:t xml:space="preserve">Run the Core Analysis</w:t>
+      </w:r>
+    </w:p>
+    <w:p>
+      <w:pPr>
+        <w:pStyle w:val="FirstParagraph"/>
+      </w:pPr>
+      <w:r>
+        <w:t xml:space="preserve">With the environment and the method ready, we execute the central analytical step and inspect its immediate output. This is the point where the abstract idea described earlier becomes operational, so the reader should pay attention to what is produced and how Harbinger standardizes the result.</w:t>
+      </w:r>
+    </w:p>
     <w:p>
       <w:pPr>
         <w:pStyle w:val="SourceCode"/>
@@ -511,6 +622,24 @@
         <w:t xml:space="preserve">## 6   6 FALSE</w:t>
       </w:r>
     </w:p>
+    <w:bookmarkEnd w:id="29"/>
+    <w:bookmarkStart w:id="30" w:name="evaluate-what-was-found"/>
+    <w:p>
+      <w:pPr>
+        <w:pStyle w:val="Heading3"/>
+      </w:pPr>
+      <w:r>
+        <w:t xml:space="preserve">Evaluate What Was Found</w:t>
+      </w:r>
+    </w:p>
+    <w:p>
+      <w:pPr>
+        <w:pStyle w:val="FirstParagraph"/>
+      </w:pPr>
+      <w:r>
+        <w:t xml:space="preserve">After producing detections or transformed outputs, we compare them with the reference labels whenever they are available. This stage matters because it connects the visual intuition of the method with an explicit measurement of quality, helping the learner understand not only whether the method runs, but how well it behaves.</w:t>
+      </w:r>
+    </w:p>
     <w:p>
       <w:pPr>
         <w:pStyle w:val="SourceCode"/>
@@ -636,6 +765,24 @@
           <w:rStyle w:val="VerbatimChar"/>
         </w:rPr>
         <w:t xml:space="preserve">## FALSE     0     99</w:t>
+      </w:r>
+    </w:p>
+    <w:bookmarkEnd w:id="30"/>
+    <w:bookmarkStart w:id="34" w:name="interpret-the-result-visually-1"/>
+    <w:p>
+      <w:pPr>
+        <w:pStyle w:val="Heading3"/>
+      </w:pPr>
+      <w:r>
+        <w:t xml:space="preserve">Interpret the Result Visually</w:t>
+      </w:r>
+    </w:p>
+    <w:p>
+      <w:pPr>
+        <w:pStyle w:val="FirstParagraph"/>
+      </w:pPr>
+      <w:r>
+        <w:t xml:space="preserve">The final plots are not just illustrations. They help the reader connect the method’s internal output with the original series, making it easier to see why a point, range, motif, or symbolic pattern was emphasized and whether that emphasis is coherent with the stated objective of the example.</w:t>
       </w:r>
     </w:p>
     <w:p>
@@ -697,18 +844,18 @@
           <wp:inline>
             <wp:extent cx="4620126" cy="3696101"/>
             <wp:effectExtent b="0" l="0" r="0" t="0"/>
-            <wp:docPr descr="" title="" id="27" name="Picture"/>
+            <wp:docPr descr="" title="" id="32" name="Picture"/>
             <a:graphic>
               <a:graphicData uri="http://schemas.openxmlformats.org/drawingml/2006/picture">
                 <pic:pic>
                   <pic:nvPicPr>
-                    <pic:cNvPr descr="/home/gpca/harbinger/examples/tutorial/doc/04-first-anomaly-detector_files/figure-docx/unnamed-chunk-5-1.png" id="28" name="Picture"/>
+                    <pic:cNvPr descr="/home/gpca/harbinger/examples/tutorial/doc/04-first-anomaly-detector_files/figure-docx/unnamed-chunk-5-1.png" id="33" name="Picture"/>
                     <pic:cNvPicPr>
                       <a:picLocks noChangeArrowheads="1" noChangeAspect="1"/>
                     </pic:cNvPicPr>
                   </pic:nvPicPr>
                   <pic:blipFill>
-                    <a:blip r:embed="rId26"/>
+                    <a:blip r:embed="rId31"/>
                     <a:stretch>
                       <a:fillRect/>
                     </a:stretch>
@@ -735,8 +882,9 @@
         </w:drawing>
       </w:r>
     </w:p>
-    <w:bookmarkEnd w:id="29"/>
-    <w:bookmarkStart w:id="31" w:name="references"/>
+    <w:bookmarkEnd w:id="34"/>
+    <w:bookmarkEnd w:id="35"/>
+    <w:bookmarkStart w:id="37" w:name="references"/>
     <w:p>
       <w:pPr>
         <w:pStyle w:val="Heading2"/>
@@ -759,7 +907,7 @@
       <w:r>
         <w:t xml:space="preserve"> </w:t>
       </w:r>
-      <w:hyperlink r:id="rId30">
+      <w:hyperlink r:id="rId36">
         <w:r>
           <w:rPr>
             <w:rStyle w:val="Hyperlink"/>
@@ -768,7 +916,7 @@
         </w:r>
       </w:hyperlink>
     </w:p>
-    <w:bookmarkEnd w:id="31"/>
+    <w:bookmarkEnd w:id="37"/>
     <w:sectPr>
       <w:footnotePr>
         <w:numRestart w:val="eachSect"/>

--- a/examples/tutorial/doc/04-first-anomaly-detector.docx
+++ b/examples/tutorial/doc/04-first-anomaly-detector.docx
@@ -2,13 +2,13 @@
 <file path=word/document.xml><?xml version="1.0" encoding="utf-8"?>
 <w:document xmlns:w="http://schemas.openxmlformats.org/wordprocessingml/2006/main" xmlns:m="http://schemas.openxmlformats.org/officeDocument/2006/math" xmlns:r="http://schemas.openxmlformats.org/officeDocument/2006/relationships" xmlns:o="urn:schemas-microsoft-com:office:office" xmlns:v="urn:schemas-microsoft-com:vml" xmlns:w10="urn:schemas-microsoft-com:office:word" xmlns:a="http://schemas.openxmlformats.org/drawingml/2006/main" xmlns:pic="http://schemas.openxmlformats.org/drawingml/2006/picture" xmlns:wp="http://schemas.openxmlformats.org/drawingml/2006/wordprocessingDrawing">
   <w:body>
-    <w:bookmarkStart w:id="20" w:name="objective"/>
+    <w:bookmarkStart w:id="26" w:name="tutorial-04---first-anomaly-detector"/>
     <w:p>
       <w:pPr>
         <w:pStyle w:val="Heading2"/>
       </w:pPr>
       <w:r>
-        <w:t xml:space="preserve">Objective</w:t>
+        <w:t xml:space="preserve">Tutorial 04 - First Anomaly Detector</w:t>
       </w:r>
     </w:p>
     <w:p>
@@ -16,7 +16,7 @@
         <w:pStyle w:val="FirstParagraph"/>
       </w:pPr>
       <w:r>
-        <w:t xml:space="preserve">This tutorial introduces anomaly detection with a very simple and interpretable baseline:</w:t>
+        <w:t xml:space="preserve">This tutorial introduces anomaly detection with a simple and interpretable baseline:</w:t>
       </w:r>
       <w:r>
         <w:t xml:space="preserve"> </w:t>
@@ -28,281 +28,128 @@
         <w:t xml:space="preserve">hanr_histogram()</w:t>
       </w:r>
       <w:r>
-        <w:t xml:space="preserve">. The goal is to help the reader understand what a detector does before moving to model-based methods.</w:t>
-      </w:r>
-    </w:p>
-    <w:bookmarkEnd w:id="20"/>
-    <w:bookmarkStart w:id="21" w:name="method-at-a-glance"/>
-    <w:p>
-      <w:pPr>
-        <w:pStyle w:val="Heading2"/>
-      </w:pPr>
-      <w:r>
-        <w:t xml:space="preserve">Method at a glance</w:t>
+        <w:t xml:space="preserve">. It is a good first detector because the logic is easy to explain: points in very low-density histogram bins are treated as unusual.</w:t>
       </w:r>
     </w:p>
     <w:p>
       <w:pPr>
-        <w:pStyle w:val="FirstParagraph"/>
-      </w:pPr>
-      <w:r>
-        <w:rPr>
-          <w:rStyle w:val="VerbatimChar"/>
-        </w:rPr>
-        <w:t xml:space="preserve">hanr_histogram()</w:t>
-      </w:r>
-      <w:r>
-        <w:t xml:space="preserve"> </w:t>
-      </w:r>
-      <w:r>
-        <w:t xml:space="preserve">builds a histogram of observed values and marks points as anomalies when they fall in very low-density bins or outside the observed range. It is useful as a first baseline because it focuses on the empirical distribution of the series.</w:t>
-      </w:r>
-    </w:p>
-    <w:bookmarkEnd w:id="21"/>
-    <w:bookmarkStart w:id="22" w:name="what-you-will-do"/>
-    <w:p>
-      <w:pPr>
-        <w:pStyle w:val="Heading2"/>
-      </w:pPr>
-      <w:r>
-        <w:t xml:space="preserve">What you will do</w:t>
+        <w:pStyle w:val="BodyText"/>
+      </w:pPr>
+      <w:r>
+        <w:t xml:space="preserve">The value of this notebook is not raw performance. It gives the reader a concrete reference before moving to model-based methods.</w:t>
       </w:r>
     </w:p>
     <w:p>
       <w:pPr>
-        <w:pStyle w:val="Compact"/>
-        <w:numPr>
-          <w:ilvl w:val="0"/>
-          <w:numId w:val="1001"/>
-        </w:numPr>
-      </w:pPr>
-      <w:r>
-        <w:t xml:space="preserve">load a labeled anomaly dataset</w:t>
+        <w:pStyle w:val="BodyText"/>
+      </w:pPr>
+      <w:r>
+        <w:t xml:space="preserve">The technique is distribution-based anomaly detection. Instead of learning temporal dynamics, the method asks a simpler question: which values are rare relative to the empirical distribution of the series? That makes it useful as a baseline and as a sanity check.</w:t>
       </w:r>
     </w:p>
     <w:p>
       <w:pPr>
-        <w:pStyle w:val="Compact"/>
-        <w:numPr>
-          <w:ilvl w:val="0"/>
-          <w:numId w:val="1001"/>
-        </w:numPr>
-      </w:pPr>
-      <w:r>
-        <w:t xml:space="preserve">run the histogram-based detector</w:t>
+        <w:pStyle w:val="BodyText"/>
+      </w:pPr>
+      <w:r>
+        <w:t xml:space="preserve">Load the packages and a labeled anomaly series.</w:t>
       </w:r>
     </w:p>
     <w:p>
       <w:pPr>
-        <w:pStyle w:val="Compact"/>
-        <w:numPr>
-          <w:ilvl w:val="0"/>
-          <w:numId w:val="1001"/>
-        </w:numPr>
-      </w:pPr>
-      <w:r>
-        <w:t xml:space="preserve">inspect which points were flagged</w:t>
+        <w:pStyle w:val="SourceCode"/>
+      </w:pPr>
+      <w:r>
+        <w:rPr>
+          <w:rStyle w:val="FunctionTok"/>
+        </w:rPr>
+        <w:t xml:space="preserve">library</w:t>
+      </w:r>
+      <w:r>
+        <w:rPr>
+          <w:rStyle w:val="NormalTok"/>
+        </w:rPr>
+        <w:t xml:space="preserve">(daltoolbox)</w:t>
+      </w:r>
+      <w:r>
+        <w:br/>
+      </w:r>
+      <w:r>
+        <w:rPr>
+          <w:rStyle w:val="FunctionTok"/>
+        </w:rPr>
+        <w:t xml:space="preserve">library</w:t>
+      </w:r>
+      <w:r>
+        <w:rPr>
+          <w:rStyle w:val="NormalTok"/>
+        </w:rPr>
+        <w:t xml:space="preserve">(harbinger)</w:t>
+      </w:r>
+      <w:r>
+        <w:br/>
+      </w:r>
+      <w:r>
+        <w:br/>
+      </w:r>
+      <w:r>
+        <w:rPr>
+          <w:rStyle w:val="FunctionTok"/>
+        </w:rPr>
+        <w:t xml:space="preserve">data</w:t>
+      </w:r>
+      <w:r>
+        <w:rPr>
+          <w:rStyle w:val="NormalTok"/>
+        </w:rPr>
+        <w:t xml:space="preserve">(examples_anomalies)</w:t>
+      </w:r>
+      <w:r>
+        <w:br/>
+      </w:r>
+      <w:r>
+        <w:rPr>
+          <w:rStyle w:val="NormalTok"/>
+        </w:rPr>
+        <w:t xml:space="preserve">dataset </w:t>
+      </w:r>
+      <w:r>
+        <w:rPr>
+          <w:rStyle w:val="OtherTok"/>
+        </w:rPr>
+        <w:t xml:space="preserve">&lt;-</w:t>
+      </w:r>
+      <w:r>
+        <w:rPr>
+          <w:rStyle w:val="NormalTok"/>
+        </w:rPr>
+        <w:t xml:space="preserve"> examples_anomalies</w:t>
+      </w:r>
+      <w:r>
+        <w:rPr>
+          <w:rStyle w:val="SpecialCharTok"/>
+        </w:rPr>
+        <w:t xml:space="preserve">$</w:t>
+      </w:r>
+      <w:r>
+        <w:rPr>
+          <w:rStyle w:val="NormalTok"/>
+        </w:rPr>
+        <w:t xml:space="preserve">simple</w:t>
       </w:r>
     </w:p>
     <w:p>
       <w:pPr>
-        <w:pStyle w:val="Compact"/>
-        <w:numPr>
-          <w:ilvl w:val="0"/>
-          <w:numId w:val="1001"/>
-        </w:numPr>
-      </w:pPr>
-      <w:r>
-        <w:t xml:space="preserve">compare detections against the ground truth</w:t>
-      </w:r>
-    </w:p>
-    <w:bookmarkEnd w:id="22"/>
-    <w:bookmarkStart w:id="23" w:name="how-to-read-this-walkthrough"/>
-    <w:p>
-      <w:pPr>
-        <w:pStyle w:val="Heading2"/>
-      </w:pPr>
-      <w:r>
-        <w:t xml:space="preserve">How to read this walkthrough</w:t>
+        <w:pStyle w:val="FirstParagraph"/>
+      </w:pPr>
+      <w:r>
+        <w:t xml:space="preserve">Plot the original series and the labeled anomalies.</w:t>
       </w:r>
     </w:p>
     <w:p>
       <w:pPr>
-        <w:pStyle w:val="FirstParagraph"/>
-      </w:pPr>
-      <w:r>
-        <w:t xml:space="preserve">The code blocks below follow the same learning rhythm used throughout the collection: prepare the environment, choose the dataset, configure the method, run the analysis, and then inspect the result. Readers who are still learning time-series mining can use that order to understand not only</w:t>
-      </w:r>
-      <w:r>
-        <w:t xml:space="preserve"> </w:t>
-      </w:r>
-      <w:r>
-        <w:rPr>
-          <w:i/>
-          <w:iCs/>
-        </w:rPr>
-        <w:t xml:space="preserve">what</w:t>
-      </w:r>
-      <w:r>
-        <w:t xml:space="preserve"> </w:t>
-      </w:r>
-      <w:r>
-        <w:t xml:space="preserve">each command does, but also</w:t>
-      </w:r>
-      <w:r>
-        <w:t xml:space="preserve"> </w:t>
-      </w:r>
-      <w:r>
-        <w:rPr>
-          <w:i/>
-          <w:iCs/>
-        </w:rPr>
-        <w:t xml:space="preserve">why</w:t>
-      </w:r>
-      <w:r>
-        <w:t xml:space="preserve"> </w:t>
-      </w:r>
-      <w:r>
-        <w:t xml:space="preserve">it appears at that stage of the workflow.</w:t>
-      </w:r>
-    </w:p>
-    <w:p>
-      <w:pPr>
-        <w:pStyle w:val="BodyText"/>
-      </w:pPr>
-      <w:r>
-        <w:t xml:space="preserve">As you go through the notebook, read the inline comments inside each chunk as the operational explanation and use the surrounding prose as the conceptual guide.</w:t>
-      </w:r>
-    </w:p>
-    <w:bookmarkEnd w:id="23"/>
-    <w:bookmarkStart w:id="35" w:name="walkthrough"/>
-    <w:p>
-      <w:pPr>
-        <w:pStyle w:val="Heading2"/>
-      </w:pPr>
-      <w:r>
-        <w:t xml:space="preserve">Walkthrough</w:t>
-      </w:r>
-    </w:p>
-    <w:bookmarkStart w:id="24" w:name="prepare-the-example"/>
-    <w:p>
-      <w:pPr>
-        <w:pStyle w:val="Heading3"/>
-      </w:pPr>
-      <w:r>
-        <w:t xml:space="preserve">Prepare the Example</w:t>
-      </w:r>
-    </w:p>
-    <w:p>
-      <w:pPr>
-        <w:pStyle w:val="FirstParagraph"/>
-      </w:pPr>
-      <w:r>
-        <w:t xml:space="preserve">We begin by organizing the environment, loading the packages, and selecting the dataset used in the notebook. This part is intentionally more direct: the goal is to make the starting point explicit before the method-specific reasoning begins.</w:t>
-      </w:r>
-    </w:p>
-    <w:p>
-      <w:pPr>
         <w:pStyle w:val="SourceCode"/>
       </w:pPr>
-      <w:r>
-        <w:rPr>
-          <w:rStyle w:val="FunctionTok"/>
-        </w:rPr>
-        <w:t xml:space="preserve">library</w:t>
-      </w:r>
-      <w:r>
-        <w:rPr>
-          <w:rStyle w:val="NormalTok"/>
-        </w:rPr>
-        <w:t xml:space="preserve">(daltoolbox)</w:t>
-      </w:r>
-      <w:r>
-        <w:br/>
-      </w:r>
-      <w:r>
-        <w:rPr>
-          <w:rStyle w:val="FunctionTok"/>
-        </w:rPr>
-        <w:t xml:space="preserve">library</w:t>
-      </w:r>
-      <w:r>
-        <w:rPr>
-          <w:rStyle w:val="NormalTok"/>
-        </w:rPr>
-        <w:t xml:space="preserve">(harbinger)</w:t>
-      </w:r>
-    </w:p>
-    <w:bookmarkEnd w:id="24"/>
-    <w:bookmarkStart w:id="28" w:name="interpret-the-result-visually"/>
-    <w:p>
-      <w:pPr>
-        <w:pStyle w:val="Heading3"/>
-      </w:pPr>
-      <w:r>
-        <w:t xml:space="preserve">Interpret the Result Visually</w:t>
-      </w:r>
-    </w:p>
-    <w:p>
-      <w:pPr>
-        <w:pStyle w:val="FirstParagraph"/>
-      </w:pPr>
-      <w:r>
-        <w:t xml:space="preserve">The final plots are not just illustrations. They help the reader connect the method’s internal output with the original series, making it easier to see why a point, range, motif, or symbolic pattern was emphasized and whether that emphasis is coherent with the stated objective of the example.</w:t>
-      </w:r>
-    </w:p>
-    <w:p>
-      <w:pPr>
-        <w:pStyle w:val="SourceCode"/>
-      </w:pPr>
-      <w:r>
-        <w:rPr>
-          <w:rStyle w:val="FunctionTok"/>
-        </w:rPr>
-        <w:t xml:space="preserve">data</w:t>
-      </w:r>
-      <w:r>
-        <w:rPr>
-          <w:rStyle w:val="NormalTok"/>
-        </w:rPr>
-        <w:t xml:space="preserve">(examples_anomalies)</w:t>
-      </w:r>
-      <w:r>
-        <w:br/>
-      </w:r>
-      <w:r>
-        <w:rPr>
-          <w:rStyle w:val="NormalTok"/>
-        </w:rPr>
-        <w:t xml:space="preserve">dataset </w:t>
-      </w:r>
-      <w:r>
-        <w:rPr>
-          <w:rStyle w:val="OtherTok"/>
-        </w:rPr>
-        <w:t xml:space="preserve">&lt;-</w:t>
-      </w:r>
-      <w:r>
-        <w:rPr>
-          <w:rStyle w:val="NormalTok"/>
-        </w:rPr>
-        <w:t xml:space="preserve"> examples_anomalies</w:t>
-      </w:r>
-      <w:r>
-        <w:rPr>
-          <w:rStyle w:val="SpecialCharTok"/>
-        </w:rPr>
-        <w:t xml:space="preserve">$</w:t>
-      </w:r>
-      <w:r>
-        <w:rPr>
-          <w:rStyle w:val="NormalTok"/>
-        </w:rPr>
-        <w:t xml:space="preserve">simple</w:t>
-      </w:r>
-      <w:r>
-        <w:br/>
-      </w:r>
       <w:r>
         <w:rPr>
           <w:rStyle w:val="FunctionTok"/>
@@ -373,18 +220,18 @@
           <wp:inline>
             <wp:extent cx="4620126" cy="3696101"/>
             <wp:effectExtent b="0" l="0" r="0" t="0"/>
-            <wp:docPr descr="" title="" id="26" name="Picture"/>
+            <wp:docPr descr="" title="" id="21" name="Picture"/>
             <a:graphic>
               <a:graphicData uri="http://schemas.openxmlformats.org/drawingml/2006/picture">
                 <pic:pic>
                   <pic:nvPicPr>
-                    <pic:cNvPr descr="/home/gpca/harbinger/examples/tutorial/doc/04-first-anomaly-detector_files/figure-docx/unnamed-chunk-2-1.png" id="27" name="Picture"/>
+                    <pic:cNvPr descr="/home/gpca/harbinger/examples/tutorial/doc/04-first-anomaly-detector_files/figure-docx/unnamed-chunk-2-1.png" id="22" name="Picture"/>
                     <pic:cNvPicPr>
                       <a:picLocks noChangeArrowheads="1" noChangeAspect="1"/>
                     </pic:cNvPicPr>
                   </pic:nvPicPr>
                   <pic:blipFill>
-                    <a:blip r:embed="rId25"/>
+                    <a:blip r:embed="rId20"/>
                     <a:stretch>
                       <a:fillRect/>
                     </a:stretch>
@@ -411,22 +258,131 @@
         </w:drawing>
       </w:r>
     </w:p>
-    <w:bookmarkEnd w:id="28"/>
-    <w:bookmarkStart w:id="29" w:name="run-the-core-analysis"/>
     <w:p>
       <w:pPr>
-        <w:pStyle w:val="Heading3"/>
-      </w:pPr>
-      <w:r>
-        <w:t xml:space="preserve">Run the Core Analysis</w:t>
+        <w:pStyle w:val="BodyText"/>
+      </w:pPr>
+      <w:r>
+        <w:t xml:space="preserve">Configure the detector, run it, and inspect the output.</w:t>
       </w:r>
     </w:p>
     <w:p>
       <w:pPr>
-        <w:pStyle w:val="FirstParagraph"/>
-      </w:pPr>
-      <w:r>
-        <w:t xml:space="preserve">With the environment and the method ready, we execute the central analytical step and inspect its immediate output. This is the point where the abstract idea described earlier becomes operational, so the reader should pay attention to what is produced and how Harbinger standardizes the result.</w:t>
+        <w:pStyle w:val="SourceCode"/>
+      </w:pPr>
+      <w:r>
+        <w:rPr>
+          <w:rStyle w:val="NormalTok"/>
+        </w:rPr>
+        <w:t xml:space="preserve">model </w:t>
+      </w:r>
+      <w:r>
+        <w:rPr>
+          <w:rStyle w:val="OtherTok"/>
+        </w:rPr>
+        <w:t xml:space="preserve">&lt;-</w:t>
+      </w:r>
+      <w:r>
+        <w:rPr>
+          <w:rStyle w:val="NormalTok"/>
+        </w:rPr>
+        <w:t xml:space="preserve"> </w:t>
+      </w:r>
+      <w:r>
+        <w:rPr>
+          <w:rStyle w:val="FunctionTok"/>
+        </w:rPr>
+        <w:t xml:space="preserve">hanr_histogram</w:t>
+      </w:r>
+      <w:r>
+        <w:rPr>
+          <w:rStyle w:val="NormalTok"/>
+        </w:rPr>
+        <w:t xml:space="preserve">(</w:t>
+      </w:r>
+      <w:r>
+        <w:rPr>
+          <w:rStyle w:val="AttributeTok"/>
+        </w:rPr>
+        <w:t xml:space="preserve">density_threshold =</w:t>
+      </w:r>
+      <w:r>
+        <w:rPr>
+          <w:rStyle w:val="NormalTok"/>
+        </w:rPr>
+        <w:t xml:space="preserve"> </w:t>
+      </w:r>
+      <w:r>
+        <w:rPr>
+          <w:rStyle w:val="FloatTok"/>
+        </w:rPr>
+        <w:t xml:space="preserve">0.05</w:t>
+      </w:r>
+      <w:r>
+        <w:rPr>
+          <w:rStyle w:val="NormalTok"/>
+        </w:rPr>
+        <w:t xml:space="preserve">)</w:t>
+      </w:r>
+      <w:r>
+        <w:br/>
+      </w:r>
+      <w:r>
+        <w:rPr>
+          <w:rStyle w:val="NormalTok"/>
+        </w:rPr>
+        <w:t xml:space="preserve">detection </w:t>
+      </w:r>
+      <w:r>
+        <w:rPr>
+          <w:rStyle w:val="OtherTok"/>
+        </w:rPr>
+        <w:t xml:space="preserve">&lt;-</w:t>
+      </w:r>
+      <w:r>
+        <w:rPr>
+          <w:rStyle w:val="NormalTok"/>
+        </w:rPr>
+        <w:t xml:space="preserve"> </w:t>
+      </w:r>
+      <w:r>
+        <w:rPr>
+          <w:rStyle w:val="FunctionTok"/>
+        </w:rPr>
+        <w:t xml:space="preserve">detect</w:t>
+      </w:r>
+      <w:r>
+        <w:rPr>
+          <w:rStyle w:val="NormalTok"/>
+        </w:rPr>
+        <w:t xml:space="preserve">(model, dataset</w:t>
+      </w:r>
+      <w:r>
+        <w:rPr>
+          <w:rStyle w:val="SpecialCharTok"/>
+        </w:rPr>
+        <w:t xml:space="preserve">$</w:t>
+      </w:r>
+      <w:r>
+        <w:rPr>
+          <w:rStyle w:val="NormalTok"/>
+        </w:rPr>
+        <w:t xml:space="preserve">serie)</w:t>
+      </w:r>
+      <w:r>
+        <w:br/>
+      </w:r>
+      <w:r>
+        <w:rPr>
+          <w:rStyle w:val="FunctionTok"/>
+        </w:rPr>
+        <w:t xml:space="preserve">head</w:t>
+      </w:r>
+      <w:r>
+        <w:rPr>
+          <w:rStyle w:val="NormalTok"/>
+        </w:rPr>
+        <w:t xml:space="preserve">(detection)</w:t>
       </w:r>
     </w:p>
     <w:p>
@@ -435,209 +391,151 @@
       </w:pPr>
       <w:r>
         <w:rPr>
-          <w:rStyle w:val="CommentTok"/>
-        </w:rPr>
-        <w:t xml:space="preserve"># Configure a simple baseline detector</w:t>
+          <w:rStyle w:val="VerbatimChar"/>
+        </w:rPr>
+        <w:t xml:space="preserve">##   idx event    type</w:t>
       </w:r>
       <w:r>
         <w:br/>
       </w:r>
       <w:r>
         <w:rPr>
-          <w:rStyle w:val="NormalTok"/>
-        </w:rPr>
-        <w:t xml:space="preserve">model </w:t>
-      </w:r>
-      <w:r>
-        <w:rPr>
-          <w:rStyle w:val="OtherTok"/>
-        </w:rPr>
-        <w:t xml:space="preserve">&lt;-</w:t>
-      </w:r>
-      <w:r>
-        <w:rPr>
-          <w:rStyle w:val="NormalTok"/>
-        </w:rPr>
-        <w:t xml:space="preserve"> </w:t>
-      </w:r>
-      <w:r>
-        <w:rPr>
-          <w:rStyle w:val="FunctionTok"/>
-        </w:rPr>
-        <w:t xml:space="preserve">hanr_histogram</w:t>
-      </w:r>
-      <w:r>
-        <w:rPr>
-          <w:rStyle w:val="NormalTok"/>
-        </w:rPr>
-        <w:t xml:space="preserve">(</w:t>
-      </w:r>
-      <w:r>
-        <w:rPr>
-          <w:rStyle w:val="AttributeTok"/>
-        </w:rPr>
-        <w:t xml:space="preserve">density_threshold =</w:t>
-      </w:r>
-      <w:r>
-        <w:rPr>
-          <w:rStyle w:val="NormalTok"/>
-        </w:rPr>
-        <w:t xml:space="preserve"> </w:t>
-      </w:r>
-      <w:r>
-        <w:rPr>
-          <w:rStyle w:val="FloatTok"/>
-        </w:rPr>
-        <w:t xml:space="preserve">0.05</w:t>
-      </w:r>
-      <w:r>
-        <w:rPr>
-          <w:rStyle w:val="NormalTok"/>
-        </w:rPr>
-        <w:t xml:space="preserve">)</w:t>
+          <w:rStyle w:val="VerbatimChar"/>
+        </w:rPr>
+        <w:t xml:space="preserve">## 1   1  TRUE anomaly</w:t>
       </w:r>
       <w:r>
         <w:br/>
       </w:r>
       <w:r>
         <w:rPr>
-          <w:rStyle w:val="NormalTok"/>
-        </w:rPr>
-        <w:t xml:space="preserve">detection </w:t>
-      </w:r>
-      <w:r>
-        <w:rPr>
-          <w:rStyle w:val="OtherTok"/>
-        </w:rPr>
-        <w:t xml:space="preserve">&lt;-</w:t>
-      </w:r>
-      <w:r>
-        <w:rPr>
-          <w:rStyle w:val="NormalTok"/>
-        </w:rPr>
-        <w:t xml:space="preserve"> </w:t>
-      </w:r>
-      <w:r>
-        <w:rPr>
-          <w:rStyle w:val="FunctionTok"/>
-        </w:rPr>
-        <w:t xml:space="preserve">detect</w:t>
-      </w:r>
-      <w:r>
-        <w:rPr>
-          <w:rStyle w:val="NormalTok"/>
-        </w:rPr>
-        <w:t xml:space="preserve">(model, dataset</w:t>
-      </w:r>
-      <w:r>
-        <w:rPr>
-          <w:rStyle w:val="SpecialCharTok"/>
-        </w:rPr>
-        <w:t xml:space="preserve">$</w:t>
-      </w:r>
-      <w:r>
-        <w:rPr>
-          <w:rStyle w:val="NormalTok"/>
-        </w:rPr>
-        <w:t xml:space="preserve">serie)</w:t>
+          <w:rStyle w:val="VerbatimChar"/>
+        </w:rPr>
+        <w:t xml:space="preserve">## 2   2 FALSE        </w:t>
       </w:r>
       <w:r>
         <w:br/>
       </w:r>
       <w:r>
         <w:rPr>
-          <w:rStyle w:val="FunctionTok"/>
-        </w:rPr>
-        <w:t xml:space="preserve">head</w:t>
-      </w:r>
-      <w:r>
-        <w:rPr>
-          <w:rStyle w:val="NormalTok"/>
-        </w:rPr>
-        <w:t xml:space="preserve">(detection)</w:t>
+          <w:rStyle w:val="VerbatimChar"/>
+        </w:rPr>
+        <w:t xml:space="preserve">## 3   3 FALSE        </w:t>
+      </w:r>
+      <w:r>
+        <w:br/>
+      </w:r>
+      <w:r>
+        <w:rPr>
+          <w:rStyle w:val="VerbatimChar"/>
+        </w:rPr>
+        <w:t xml:space="preserve">## 4   4 FALSE        </w:t>
+      </w:r>
+      <w:r>
+        <w:br/>
+      </w:r>
+      <w:r>
+        <w:rPr>
+          <w:rStyle w:val="VerbatimChar"/>
+        </w:rPr>
+        <w:t xml:space="preserve">## 5   5 FALSE        </w:t>
+      </w:r>
+      <w:r>
+        <w:br/>
+      </w:r>
+      <w:r>
+        <w:rPr>
+          <w:rStyle w:val="VerbatimChar"/>
+        </w:rPr>
+        <w:t xml:space="preserve">## 6   6 FALSE</w:t>
       </w:r>
     </w:p>
     <w:p>
       <w:pPr>
-        <w:pStyle w:val="SourceCode"/>
-      </w:pPr>
-      <w:r>
-        <w:rPr>
-          <w:rStyle w:val="VerbatimChar"/>
-        </w:rPr>
-        <w:t xml:space="preserve">##   idx event    type</w:t>
-      </w:r>
-      <w:r>
-        <w:br/>
-      </w:r>
-      <w:r>
-        <w:rPr>
-          <w:rStyle w:val="VerbatimChar"/>
-        </w:rPr>
-        <w:t xml:space="preserve">## 1   1  TRUE anomaly</w:t>
-      </w:r>
-      <w:r>
-        <w:br/>
-      </w:r>
-      <w:r>
-        <w:rPr>
-          <w:rStyle w:val="VerbatimChar"/>
-        </w:rPr>
-        <w:t xml:space="preserve">## 2   2 FALSE        </w:t>
-      </w:r>
-      <w:r>
-        <w:br/>
-      </w:r>
-      <w:r>
-        <w:rPr>
-          <w:rStyle w:val="VerbatimChar"/>
-        </w:rPr>
-        <w:t xml:space="preserve">## 3   3 FALSE        </w:t>
-      </w:r>
-      <w:r>
-        <w:br/>
-      </w:r>
-      <w:r>
-        <w:rPr>
-          <w:rStyle w:val="VerbatimChar"/>
-        </w:rPr>
-        <w:t xml:space="preserve">## 4   4 FALSE        </w:t>
-      </w:r>
-      <w:r>
-        <w:br/>
-      </w:r>
-      <w:r>
-        <w:rPr>
-          <w:rStyle w:val="VerbatimChar"/>
-        </w:rPr>
-        <w:t xml:space="preserve">## 5   5 FALSE        </w:t>
-      </w:r>
-      <w:r>
-        <w:br/>
-      </w:r>
-      <w:r>
-        <w:rPr>
-          <w:rStyle w:val="VerbatimChar"/>
-        </w:rPr>
-        <w:t xml:space="preserve">## 6   6 FALSE</w:t>
-      </w:r>
-    </w:p>
-    <w:bookmarkEnd w:id="29"/>
-    <w:bookmarkStart w:id="30" w:name="evaluate-what-was-found"/>
-    <w:p>
-      <w:pPr>
-        <w:pStyle w:val="Heading3"/>
-      </w:pPr>
-      <w:r>
-        <w:t xml:space="preserve">Evaluate What Was Found</w:t>
+        <w:pStyle w:val="FirstParagraph"/>
+      </w:pPr>
+      <w:r>
+        <w:t xml:space="preserve">Compare the detections with the ground truth.</w:t>
       </w:r>
     </w:p>
     <w:p>
       <w:pPr>
-        <w:pStyle w:val="FirstParagraph"/>
-      </w:pPr>
-      <w:r>
-        <w:t xml:space="preserve">After producing detections or transformed outputs, we compare them with the reference labels whenever they are available. This stage matters because it connects the visual intuition of the method with an explicit measurement of quality, helping the learner understand not only whether the method runs, but how well it behaves.</w:t>
+        <w:pStyle w:val="SourceCode"/>
+      </w:pPr>
+      <w:r>
+        <w:rPr>
+          <w:rStyle w:val="NormalTok"/>
+        </w:rPr>
+        <w:t xml:space="preserve">evaluation </w:t>
+      </w:r>
+      <w:r>
+        <w:rPr>
+          <w:rStyle w:val="OtherTok"/>
+        </w:rPr>
+        <w:t xml:space="preserve">&lt;-</w:t>
+      </w:r>
+      <w:r>
+        <w:rPr>
+          <w:rStyle w:val="NormalTok"/>
+        </w:rPr>
+        <w:t xml:space="preserve"> </w:t>
+      </w:r>
+      <w:r>
+        <w:rPr>
+          <w:rStyle w:val="FunctionTok"/>
+        </w:rPr>
+        <w:t xml:space="preserve">evaluate</w:t>
+      </w:r>
+      <w:r>
+        <w:rPr>
+          <w:rStyle w:val="NormalTok"/>
+        </w:rPr>
+        <w:t xml:space="preserve">(model, detection</w:t>
+      </w:r>
+      <w:r>
+        <w:rPr>
+          <w:rStyle w:val="SpecialCharTok"/>
+        </w:rPr>
+        <w:t xml:space="preserve">$</w:t>
+      </w:r>
+      <w:r>
+        <w:rPr>
+          <w:rStyle w:val="NormalTok"/>
+        </w:rPr>
+        <w:t xml:space="preserve">event, dataset</w:t>
+      </w:r>
+      <w:r>
+        <w:rPr>
+          <w:rStyle w:val="SpecialCharTok"/>
+        </w:rPr>
+        <w:t xml:space="preserve">$</w:t>
+      </w:r>
+      <w:r>
+        <w:rPr>
+          <w:rStyle w:val="NormalTok"/>
+        </w:rPr>
+        <w:t xml:space="preserve">event)</w:t>
+      </w:r>
+      <w:r>
+        <w:br/>
+      </w:r>
+      <w:r>
+        <w:rPr>
+          <w:rStyle w:val="NormalTok"/>
+        </w:rPr>
+        <w:t xml:space="preserve">evaluation</w:t>
+      </w:r>
+      <w:r>
+        <w:rPr>
+          <w:rStyle w:val="SpecialCharTok"/>
+        </w:rPr>
+        <w:t xml:space="preserve">$</w:t>
+      </w:r>
+      <w:r>
+        <w:rPr>
+          <w:rStyle w:val="NormalTok"/>
+        </w:rPr>
+        <w:t xml:space="preserve">confMatrix</w:t>
       </w:r>
     </w:p>
     <w:p>
@@ -646,158 +544,50 @@
       </w:pPr>
       <w:r>
         <w:rPr>
-          <w:rStyle w:val="CommentTok"/>
-        </w:rPr>
-        <w:t xml:space="preserve"># Compare detections with the labeled events</w:t>
+          <w:rStyle w:val="VerbatimChar"/>
+        </w:rPr>
+        <w:t xml:space="preserve">##           event      </w:t>
       </w:r>
       <w:r>
         <w:br/>
       </w:r>
       <w:r>
         <w:rPr>
-          <w:rStyle w:val="NormalTok"/>
-        </w:rPr>
-        <w:t xml:space="preserve">evaluation </w:t>
-      </w:r>
-      <w:r>
-        <w:rPr>
-          <w:rStyle w:val="OtherTok"/>
-        </w:rPr>
-        <w:t xml:space="preserve">&lt;-</w:t>
-      </w:r>
-      <w:r>
-        <w:rPr>
-          <w:rStyle w:val="NormalTok"/>
-        </w:rPr>
-        <w:t xml:space="preserve"> </w:t>
-      </w:r>
-      <w:r>
-        <w:rPr>
-          <w:rStyle w:val="FunctionTok"/>
-        </w:rPr>
-        <w:t xml:space="preserve">evaluate</w:t>
-      </w:r>
-      <w:r>
-        <w:rPr>
-          <w:rStyle w:val="NormalTok"/>
-        </w:rPr>
-        <w:t xml:space="preserve">(model, detection</w:t>
-      </w:r>
-      <w:r>
-        <w:rPr>
-          <w:rStyle w:val="SpecialCharTok"/>
-        </w:rPr>
-        <w:t xml:space="preserve">$</w:t>
-      </w:r>
-      <w:r>
-        <w:rPr>
-          <w:rStyle w:val="NormalTok"/>
-        </w:rPr>
-        <w:t xml:space="preserve">event, dataset</w:t>
-      </w:r>
-      <w:r>
-        <w:rPr>
-          <w:rStyle w:val="SpecialCharTok"/>
-        </w:rPr>
-        <w:t xml:space="preserve">$</w:t>
-      </w:r>
-      <w:r>
-        <w:rPr>
-          <w:rStyle w:val="NormalTok"/>
-        </w:rPr>
-        <w:t xml:space="preserve">event)</w:t>
+          <w:rStyle w:val="VerbatimChar"/>
+        </w:rPr>
+        <w:t xml:space="preserve">## detection TRUE  FALSE</w:t>
       </w:r>
       <w:r>
         <w:br/>
       </w:r>
       <w:r>
         <w:rPr>
-          <w:rStyle w:val="NormalTok"/>
-        </w:rPr>
-        <w:t xml:space="preserve">evaluation</w:t>
-      </w:r>
-      <w:r>
-        <w:rPr>
-          <w:rStyle w:val="SpecialCharTok"/>
-        </w:rPr>
-        <w:t xml:space="preserve">$</w:t>
-      </w:r>
-      <w:r>
-        <w:rPr>
-          <w:rStyle w:val="NormalTok"/>
-        </w:rPr>
-        <w:t xml:space="preserve">confMatrix</w:t>
+          <w:rStyle w:val="VerbatimChar"/>
+        </w:rPr>
+        <w:t xml:space="preserve">## TRUE      1     1    </w:t>
+      </w:r>
+      <w:r>
+        <w:br/>
+      </w:r>
+      <w:r>
+        <w:rPr>
+          <w:rStyle w:val="VerbatimChar"/>
+        </w:rPr>
+        <w:t xml:space="preserve">## FALSE     0     99</w:t>
       </w:r>
     </w:p>
     <w:p>
       <w:pPr>
-        <w:pStyle w:val="SourceCode"/>
-      </w:pPr>
-      <w:r>
-        <w:rPr>
-          <w:rStyle w:val="VerbatimChar"/>
-        </w:rPr>
-        <w:t xml:space="preserve">##           event      </w:t>
-      </w:r>
-      <w:r>
-        <w:br/>
-      </w:r>
-      <w:r>
-        <w:rPr>
-          <w:rStyle w:val="VerbatimChar"/>
-        </w:rPr>
-        <w:t xml:space="preserve">## detection TRUE  FALSE</w:t>
-      </w:r>
-      <w:r>
-        <w:br/>
-      </w:r>
-      <w:r>
-        <w:rPr>
-          <w:rStyle w:val="VerbatimChar"/>
-        </w:rPr>
-        <w:t xml:space="preserve">## TRUE      1     1    </w:t>
-      </w:r>
-      <w:r>
-        <w:br/>
-      </w:r>
-      <w:r>
-        <w:rPr>
-          <w:rStyle w:val="VerbatimChar"/>
-        </w:rPr>
-        <w:t xml:space="preserve">## FALSE     0     99</w:t>
-      </w:r>
-    </w:p>
-    <w:bookmarkEnd w:id="30"/>
-    <w:bookmarkStart w:id="34" w:name="interpret-the-result-visually-1"/>
-    <w:p>
-      <w:pPr>
-        <w:pStyle w:val="Heading3"/>
-      </w:pPr>
-      <w:r>
-        <w:t xml:space="preserve">Interpret the Result Visually</w:t>
+        <w:pStyle w:val="FirstParagraph"/>
+      </w:pPr>
+      <w:r>
+        <w:t xml:space="preserve">Plot detections and labels together.</w:t>
       </w:r>
     </w:p>
     <w:p>
       <w:pPr>
-        <w:pStyle w:val="FirstParagraph"/>
-      </w:pPr>
-      <w:r>
-        <w:t xml:space="preserve">The final plots are not just illustrations. They help the reader connect the method’s internal output with the original series, making it easier to see why a point, range, motif, or symbolic pattern was emphasized and whether that emphasis is coherent with the stated objective of the example.</w:t>
-      </w:r>
-    </w:p>
-    <w:p>
-      <w:pPr>
         <w:pStyle w:val="SourceCode"/>
       </w:pPr>
-      <w:r>
-        <w:rPr>
-          <w:rStyle w:val="CommentTok"/>
-        </w:rPr>
-        <w:t xml:space="preserve"># Plot detections and labels together</w:t>
-      </w:r>
-      <w:r>
-        <w:br/>
-      </w:r>
       <w:r>
         <w:rPr>
           <w:rStyle w:val="FunctionTok"/>
@@ -844,18 +634,18 @@
           <wp:inline>
             <wp:extent cx="4620126" cy="3696101"/>
             <wp:effectExtent b="0" l="0" r="0" t="0"/>
-            <wp:docPr descr="" title="" id="32" name="Picture"/>
+            <wp:docPr descr="" title="" id="24" name="Picture"/>
             <a:graphic>
               <a:graphicData uri="http://schemas.openxmlformats.org/drawingml/2006/picture">
                 <pic:pic>
                   <pic:nvPicPr>
-                    <pic:cNvPr descr="/home/gpca/harbinger/examples/tutorial/doc/04-first-anomaly-detector_files/figure-docx/unnamed-chunk-5-1.png" id="33" name="Picture"/>
+                    <pic:cNvPr descr="/home/gpca/harbinger/examples/tutorial/doc/04-first-anomaly-detector_files/figure-docx/unnamed-chunk-5-1.png" id="25" name="Picture"/>
                     <pic:cNvPicPr>
                       <a:picLocks noChangeArrowheads="1" noChangeAspect="1"/>
                     </pic:cNvPicPr>
                   </pic:nvPicPr>
                   <pic:blipFill>
-                    <a:blip r:embed="rId31"/>
+                    <a:blip r:embed="rId23"/>
                     <a:stretch>
                       <a:fillRect/>
                     </a:stretch>
@@ -882,9 +672,8 @@
         </w:drawing>
       </w:r>
     </w:p>
-    <w:bookmarkEnd w:id="34"/>
-    <w:bookmarkEnd w:id="35"/>
-    <w:bookmarkStart w:id="37" w:name="references"/>
+    <w:bookmarkEnd w:id="26"/>
+    <w:bookmarkStart w:id="28" w:name="references"/>
     <w:p>
       <w:pPr>
         <w:pStyle w:val="Heading2"/>
@@ -898,7 +687,7 @@
         <w:pStyle w:val="Compact"/>
         <w:numPr>
           <w:ilvl w:val="0"/>
-          <w:numId w:val="1002"/>
+          <w:numId w:val="1001"/>
         </w:numPr>
       </w:pPr>
       <w:r>
@@ -907,7 +696,7 @@
       <w:r>
         <w:t xml:space="preserve"> </w:t>
       </w:r>
-      <w:hyperlink r:id="rId36">
+      <w:hyperlink r:id="rId27">
         <w:r>
           <w:rPr>
             <w:rStyle w:val="Hyperlink"/>
@@ -916,7 +705,7 @@
         </w:r>
       </w:hyperlink>
     </w:p>
-    <w:bookmarkEnd w:id="37"/>
+    <w:bookmarkEnd w:id="28"/>
     <w:sectPr>
       <w:footnotePr>
         <w:numRestart w:val="eachSect"/>
@@ -1134,9 +923,6 @@
     <w:abstractNumId w:val="990"/>
   </w:num>
   <w:num w:numId="1001">
-    <w:abstractNumId w:val="991"/>
-  </w:num>
-  <w:num w:numId="1002">
     <w:abstractNumId w:val="991"/>
   </w:num>
 </w:numbering>

--- a/examples/tutorial/doc/04-first-anomaly-detector.docx
+++ b/examples/tutorial/doc/04-first-anomaly-detector.docx
@@ -2,7 +2,7 @@
 <file path=word/document.xml><?xml version="1.0" encoding="utf-8"?>
 <w:document xmlns:w="http://schemas.openxmlformats.org/wordprocessingml/2006/main" xmlns:m="http://schemas.openxmlformats.org/officeDocument/2006/math" xmlns:r="http://schemas.openxmlformats.org/officeDocument/2006/relationships" xmlns:o="urn:schemas-microsoft-com:office:office" xmlns:v="urn:schemas-microsoft-com:vml" xmlns:w10="urn:schemas-microsoft-com:office:word" xmlns:a="http://schemas.openxmlformats.org/drawingml/2006/main" xmlns:pic="http://schemas.openxmlformats.org/drawingml/2006/picture" xmlns:wp="http://schemas.openxmlformats.org/drawingml/2006/wordprocessingDrawing">
   <w:body>
-    <w:bookmarkStart w:id="26" w:name="tutorial-04---first-anomaly-detector"/>
+    <w:bookmarkStart w:id="15" w:name="tutorial-04---first-anomaly-detector"/>
     <w:p>
       <w:pPr>
         <w:pStyle w:val="Heading2"/>
@@ -220,18 +220,18 @@
           <wp:inline>
             <wp:extent cx="4620126" cy="3696101"/>
             <wp:effectExtent b="0" l="0" r="0" t="0"/>
-            <wp:docPr descr="" title="" id="21" name="Picture"/>
+            <wp:docPr descr="" title="" id="10" name="Picture"/>
             <a:graphic>
               <a:graphicData uri="http://schemas.openxmlformats.org/drawingml/2006/picture">
                 <pic:pic>
                   <pic:nvPicPr>
-                    <pic:cNvPr descr="/home/gpca/harbinger/examples/tutorial/doc/04-first-anomaly-detector_files/figure-docx/unnamed-chunk-2-1.png" id="22" name="Picture"/>
+                    <pic:cNvPr descr="C:\Git\dal\harbinger\examples\tutorial\doc\04-first-anomaly-detector_files/0b7f82078ee9e44333559b67fecc1a26c1bb26d7.png" id="11" name="Picture"/>
                     <pic:cNvPicPr>
                       <a:picLocks noChangeArrowheads="1" noChangeAspect="1"/>
                     </pic:cNvPicPr>
                   </pic:nvPicPr>
                   <pic:blipFill>
-                    <a:blip r:embed="rId20"/>
+                    <a:blip r:embed="rId9"/>
                     <a:stretch>
                       <a:fillRect/>
                     </a:stretch>
@@ -634,18 +634,18 @@
           <wp:inline>
             <wp:extent cx="4620126" cy="3696101"/>
             <wp:effectExtent b="0" l="0" r="0" t="0"/>
-            <wp:docPr descr="" title="" id="24" name="Picture"/>
+            <wp:docPr descr="" title="" id="13" name="Picture"/>
             <a:graphic>
               <a:graphicData uri="http://schemas.openxmlformats.org/drawingml/2006/picture">
                 <pic:pic>
                   <pic:nvPicPr>
-                    <pic:cNvPr descr="/home/gpca/harbinger/examples/tutorial/doc/04-first-anomaly-detector_files/figure-docx/unnamed-chunk-5-1.png" id="25" name="Picture"/>
+                    <pic:cNvPr descr="C:\Git\dal\harbinger\examples\tutorial\doc\04-first-anomaly-detector_files/f23162fda4f68fbb9dc03f4a96b8b47d7ba4df47.png" id="14" name="Picture"/>
                     <pic:cNvPicPr>
                       <a:picLocks noChangeArrowheads="1" noChangeAspect="1"/>
                     </pic:cNvPicPr>
                   </pic:nvPicPr>
                   <pic:blipFill>
-                    <a:blip r:embed="rId23"/>
+                    <a:blip r:embed="rId12"/>
                     <a:stretch>
                       <a:fillRect/>
                     </a:stretch>
@@ -672,8 +672,8 @@
         </w:drawing>
       </w:r>
     </w:p>
-    <w:bookmarkEnd w:id="26"/>
-    <w:bookmarkStart w:id="28" w:name="references"/>
+    <w:bookmarkEnd w:id="15"/>
+    <w:bookmarkStart w:id="17" w:name="references"/>
     <w:p>
       <w:pPr>
         <w:pStyle w:val="Heading2"/>
@@ -696,7 +696,7 @@
       <w:r>
         <w:t xml:space="preserve"> </w:t>
       </w:r>
-      <w:hyperlink r:id="rId27">
+      <w:hyperlink r:id="rId16">
         <w:r>
           <w:rPr>
             <w:rStyle w:val="Hyperlink"/>
@@ -705,7 +705,7 @@
         </w:r>
       </w:hyperlink>
     </w:p>
-    <w:bookmarkEnd w:id="28"/>
+    <w:bookmarkEnd w:id="17"/>
     <w:sectPr>
       <w:footnotePr>
         <w:numRestart w:val="eachSect"/>
@@ -933,10 +933,10 @@
   <w:docDefaults>
     <w:rPrDefault>
       <w:rPr>
-        <w:rFonts w:asciiTheme="minorHAnsi" w:cstheme="minorBidi" w:eastAsiaTheme="minorHAnsi" w:hAnsiTheme="minorHAnsi"/>
+        <w:rFonts w:asciiTheme="minorHAnsi" w:cstheme="minorBidi" w:eastAsiaTheme="minorEastAsia" w:hAnsiTheme="minorHAnsi"/>
         <w:sz w:val="24"/>
         <w:szCs w:val="24"/>
-        <w:lang w:bidi="ar-SA" w:eastAsia="en-US" w:val="en-US"/>
+        <w:lang w:bidi="ar-SA" w:eastAsia="zh-CN" w:val="en-US"/>
       </w:rPr>
     </w:rPrDefault>
     <w:pPrDefault>
@@ -1477,13 +1477,6 @@
       </w:tblCellMar>
     </w:tblPr>
     <w:tblStylePr w:type="firstRow">
-      <w:tblPr>
-        <w:jc w:val="left"/>
-        <w:tblInd w:type="dxa" w:w="0"/>
-      </w:tblPr>
-      <w:trPr>
-        <w:jc w:val="left"/>
-      </w:trPr>
       <w:tcPr>
         <w:tcBorders>
           <w:bottom w:val="single"/>

--- a/examples/tutorial/doc/04-first-anomaly-detector.docx
+++ b/examples/tutorial/doc/04-first-anomaly-detector.docx
@@ -225,7 +225,7 @@
               <a:graphicData uri="http://schemas.openxmlformats.org/drawingml/2006/picture">
                 <pic:pic>
                   <pic:nvPicPr>
-                    <pic:cNvPr descr="C:\Git\dal\harbinger\examples\tutorial\doc\04-first-anomaly-detector_files/0b7f82078ee9e44333559b67fecc1a26c1bb26d7.png" id="11" name="Picture"/>
+                    <pic:cNvPr descr="/home/gpca/harbinger/examples/tutorial/doc/04-first-anomaly-detector_files/340145a6a24854a6c9b3bc33d675594d5fc00a7e.png" id="11" name="Picture"/>
                     <pic:cNvPicPr>
                       <a:picLocks noChangeArrowheads="1" noChangeAspect="1"/>
                     </pic:cNvPicPr>
@@ -639,7 +639,7 @@
               <a:graphicData uri="http://schemas.openxmlformats.org/drawingml/2006/picture">
                 <pic:pic>
                   <pic:nvPicPr>
-                    <pic:cNvPr descr="C:\Git\dal\harbinger\examples\tutorial\doc\04-first-anomaly-detector_files/f23162fda4f68fbb9dc03f4a96b8b47d7ba4df47.png" id="14" name="Picture"/>
+                    <pic:cNvPr descr="/home/gpca/harbinger/examples/tutorial/doc/04-first-anomaly-detector_files/83aab48e742fdb8b440062d29e5c414efba7daad.png" id="14" name="Picture"/>
                     <pic:cNvPicPr>
                       <a:picLocks noChangeArrowheads="1" noChangeAspect="1"/>
                     </pic:cNvPicPr>

--- a/examples/tutorial/doc/04-first-anomaly-detector.docx
+++ b/examples/tutorial/doc/04-first-anomaly-detector.docx
@@ -225,7 +225,7 @@
               <a:graphicData uri="http://schemas.openxmlformats.org/drawingml/2006/picture">
                 <pic:pic>
                   <pic:nvPicPr>
-                    <pic:cNvPr descr="/home/gpca/harbinger/examples/tutorial/doc/04-first-anomaly-detector_files/340145a6a24854a6c9b3bc33d675594d5fc00a7e.png" id="11" name="Picture"/>
+                    <pic:cNvPr descr="C:\Git\dal\harbinger\examples\tutorial\doc\04-first-anomaly-detector_files/0b7f82078ee9e44333559b67fecc1a26c1bb26d7.png" id="11" name="Picture"/>
                     <pic:cNvPicPr>
                       <a:picLocks noChangeArrowheads="1" noChangeAspect="1"/>
                     </pic:cNvPicPr>
@@ -639,7 +639,7 @@
               <a:graphicData uri="http://schemas.openxmlformats.org/drawingml/2006/picture">
                 <pic:pic>
                   <pic:nvPicPr>
-                    <pic:cNvPr descr="/home/gpca/harbinger/examples/tutorial/doc/04-first-anomaly-detector_files/83aab48e742fdb8b440062d29e5c414efba7daad.png" id="14" name="Picture"/>
+                    <pic:cNvPr descr="C:\Git\dal\harbinger\examples\tutorial\doc\04-first-anomaly-detector_files/f23162fda4f68fbb9dc03f4a96b8b47d7ba4df47.png" id="14" name="Picture"/>
                     <pic:cNvPicPr>
                       <a:picLocks noChangeArrowheads="1" noChangeAspect="1"/>
                     </pic:cNvPicPr>

--- a/examples/tutorial/doc/04-first-anomaly-detector.docx
+++ b/examples/tutorial/doc/04-first-anomaly-detector.docx
@@ -59,6 +59,45 @@
       <w:pPr>
         <w:pStyle w:val="SourceCode"/>
       </w:pPr>
+      <w:r>
+        <w:rPr>
+          <w:rStyle w:val="FunctionTok"/>
+        </w:rPr>
+        <w:t xml:space="preserve">source</w:t>
+      </w:r>
+      <w:r>
+        <w:rPr>
+          <w:rStyle w:val="NormalTok"/>
+        </w:rPr>
+        <w:t xml:space="preserve">(</w:t>
+      </w:r>
+      <w:r>
+        <w:rPr>
+          <w:rStyle w:val="FunctionTok"/>
+        </w:rPr>
+        <w:t xml:space="preserve">url</w:t>
+      </w:r>
+      <w:r>
+        <w:rPr>
+          <w:rStyle w:val="NormalTok"/>
+        </w:rPr>
+        <w:t xml:space="preserve">(</w:t>
+      </w:r>
+      <w:r>
+        <w:rPr>
+          <w:rStyle w:val="StringTok"/>
+        </w:rPr>
+        <w:t xml:space="preserve">"https://raw.githubusercontent.com/cefet-rj-dal/harbinger/master/examples/seed.R"</w:t>
+      </w:r>
+      <w:r>
+        <w:rPr>
+          <w:rStyle w:val="NormalTok"/>
+        </w:rPr>
+        <w:t xml:space="preserve">))</w:t>
+      </w:r>
+      <w:r>
+        <w:br/>
+      </w:r>
       <w:r>
         <w:rPr>
           <w:rStyle w:val="FunctionTok"/>
